--- a/%PATH_EE267%/Documents/Resumes_final/Baron Eiley Resume_1.docx
+++ b/%PATH_EE267%/Documents/Resumes_final/Baron Eiley Resume_1.docx
@@ -1,6 +1,6 @@
 
 <file path=word/document.xml><?xml version="1.0" encoding="utf-8"?>
-<w:document xmlns:wpc="http://schemas.microsoft.com/office/word/2010/wordprocessingCanvas" xmlns:cx="http://schemas.microsoft.com/office/drawing/2014/chartex" xmlns:cx1="http://schemas.microsoft.com/office/drawing/2015/9/8/chartex" xmlns:cx2="http://schemas.microsoft.com/office/drawing/2015/10/21/chartex" xmlns:cx3="http://schemas.microsoft.com/office/drawing/2016/5/9/chartex" xmlns:cx4="http://schemas.microsoft.com/office/drawing/2016/5/10/chartex" xmlns:cx5="http://schemas.microsoft.com/office/drawing/2016/5/11/chartex" xmlns:cx6="http://schemas.microsoft.com/office/drawing/2016/5/12/chartex" xmlns:cx7="http://schemas.microsoft.com/office/drawing/2016/5/13/chartex" xmlns:cx8="http://schemas.microsoft.com/office/drawing/2016/5/14/chartex" xmlns:mc="http://schemas.openxmlformats.org/markup-compatibility/2006" xmlns:aink="http://schemas.microsoft.com/office/drawing/2016/ink" xmlns:am3d="http://schemas.microsoft.com/office/drawing/2017/model3d" xmlns:o="urn:schemas-microsoft-com:office:office" xmlns:oel="http://schemas.microsoft.com/office/2019/extlst" xmlns:r="http://schemas.openxmlformats.org/officeDocument/2006/relationships" xmlns:m="http://schemas.openxmlformats.org/officeDocument/2006/math" xmlns:v="urn:schemas-microsoft-com:vml" xmlns:wp14="http://schemas.microsoft.com/office/word/2010/wordprocessingDrawing" xmlns:wp="http://schemas.openxmlformats.org/drawingml/2006/wordprocessingDrawing" xmlns:w10="urn:schemas-microsoft-com:office:word" xmlns:w="http://schemas.openxmlformats.org/wordprocessingml/2006/main" xmlns:w14="http://schemas.microsoft.com/office/word/2010/wordml" xmlns:w15="http://schemas.microsoft.com/office/word/2012/wordml" xmlns:w16cex="http://schemas.microsoft.com/office/word/2018/wordml/cex" xmlns:w16cid="http://schemas.microsoft.com/office/word/2016/wordml/cid" xmlns:w16="http://schemas.microsoft.com/office/word/2018/wordml" xmlns:w16du="http://schemas.microsoft.com/office/word/2023/wordml/word16du" xmlns:w16sdtdh="http://schemas.microsoft.com/office/word/2020/wordml/sdtdatahash" xmlns:w16se="http://schemas.microsoft.com/office/word/2015/wordml/symex" xmlns:wpg="http://schemas.microsoft.com/office/word/2010/wordprocessingGroup" xmlns:wpi="http://schemas.microsoft.com/office/word/2010/wordprocessingInk" xmlns:wne="http://schemas.microsoft.com/office/word/2006/wordml" xmlns:wps="http://schemas.microsoft.com/office/word/2010/wordprocessingShape" mc:Ignorable="w14 w15 w16se w16cid w16 w16cex w16sdtdh w16du wp14">
+<w:document xmlns:wpc="http://schemas.microsoft.com/office/word/2010/wordprocessingCanvas" xmlns:cx="http://schemas.microsoft.com/office/drawing/2014/chartex" xmlns:cx1="http://schemas.microsoft.com/office/drawing/2015/9/8/chartex" xmlns:cx2="http://schemas.microsoft.com/office/drawing/2015/10/21/chartex" xmlns:cx3="http://schemas.microsoft.com/office/drawing/2016/5/9/chartex" xmlns:cx4="http://schemas.microsoft.com/office/drawing/2016/5/10/chartex" xmlns:cx5="http://schemas.microsoft.com/office/drawing/2016/5/11/chartex" xmlns:cx6="http://schemas.microsoft.com/office/drawing/2016/5/12/chartex" xmlns:cx7="http://schemas.microsoft.com/office/drawing/2016/5/13/chartex" xmlns:cx8="http://schemas.microsoft.com/office/drawing/2016/5/14/chartex" xmlns:mc="http://schemas.openxmlformats.org/markup-compatibility/2006" xmlns:aink="http://schemas.microsoft.com/office/drawing/2016/ink" xmlns:am3d="http://schemas.microsoft.com/office/drawing/2017/model3d" xmlns:o="urn:schemas-microsoft-com:office:office" xmlns:oel="http://schemas.microsoft.com/office/2019/extlst" xmlns:r="http://schemas.openxmlformats.org/officeDocument/2006/relationships" xmlns:m="http://schemas.openxmlformats.org/officeDocument/2006/math" xmlns:v="urn:schemas-microsoft-com:vml" xmlns:wp14="http://schemas.microsoft.com/office/word/2010/wordprocessingDrawing" xmlns:wp="http://schemas.openxmlformats.org/drawingml/2006/wordprocessingDrawing" xmlns:w10="urn:schemas-microsoft-com:office:word" xmlns:w="http://schemas.openxmlformats.org/wordprocessingml/2006/main" xmlns:w14="http://schemas.microsoft.com/office/word/2010/wordml" xmlns:w15="http://schemas.microsoft.com/office/word/2012/wordml" xmlns:w16cex="http://schemas.microsoft.com/office/word/2018/wordml/cex" xmlns:w16cid="http://schemas.microsoft.com/office/word/2016/wordml/cid" xmlns:w16="http://schemas.microsoft.com/office/word/2018/wordml" xmlns:w16du="http://schemas.microsoft.com/office/word/2023/wordml/word16du" xmlns:w16sdtdh="http://schemas.microsoft.com/office/word/2020/wordml/sdtdatahash" xmlns:w16sdtfl="http://schemas.microsoft.com/office/word/2024/wordml/sdtformatlock" xmlns:w16se="http://schemas.microsoft.com/office/word/2015/wordml/symex" xmlns:wpg="http://schemas.microsoft.com/office/word/2010/wordprocessingGroup" xmlns:wpi="http://schemas.microsoft.com/office/word/2010/wordprocessingInk" xmlns:wne="http://schemas.microsoft.com/office/word/2006/wordml" xmlns:wps="http://schemas.microsoft.com/office/word/2010/wordprocessingShape" mc:Ignorable="w14 w15 w16se w16cid w16 w16cex w16sdtdh w16sdtfl w16du wp14">
   <w:body>
     <w:p>
       <w:pPr>
@@ -1779,6 +1779,28 @@
           <w:szCs w:val="18"/>
         </w:rPr>
       </w:pPr>
+      <w:r>
+        <w:rPr>
+          <w:rFonts w:ascii="Verdana" w:hAnsi="Verdana"/>
+          <w:b/>
+          <w:bCs/>
+          <w:color w:val="000000"/>
+          <w:sz w:val="18"/>
+          <w:szCs w:val="18"/>
+        </w:rPr>
+        <w:t>Vivado HLS: Verilog</w:t>
+      </w:r>
+      <w:r>
+        <w:rPr>
+          <w:rFonts w:ascii="Verdana" w:hAnsi="Verdana"/>
+          <w:b/>
+          <w:bCs/>
+          <w:color w:val="000000"/>
+          <w:sz w:val="18"/>
+          <w:szCs w:val="18"/>
+        </w:rPr>
+        <w:t xml:space="preserve">, </w:t>
+      </w:r>
       <w:proofErr w:type="spellStart"/>
       <w:r>
         <w:rPr>
@@ -1789,7 +1811,7 @@
           <w:sz w:val="18"/>
           <w:szCs w:val="18"/>
         </w:rPr>
-        <w:t>Vivado</w:t>
+        <w:t>SystemVerilog</w:t>
       </w:r>
       <w:proofErr w:type="spellEnd"/>
       <w:r>
@@ -1801,18 +1823,7 @@
           <w:sz w:val="18"/>
           <w:szCs w:val="18"/>
         </w:rPr>
-        <w:t xml:space="preserve"> HLS: Verilog</w:t>
-      </w:r>
-      <w:r>
-        <w:rPr>
-          <w:rFonts w:ascii="Verdana" w:hAnsi="Verdana"/>
-          <w:b/>
-          <w:bCs/>
-          <w:color w:val="000000"/>
-          <w:sz w:val="18"/>
-          <w:szCs w:val="18"/>
-        </w:rPr>
-        <w:t>, SystemVerilog, and VHDL Design</w:t>
+        <w:t>, and VHDL Design</w:t>
       </w:r>
     </w:p>
     <w:p>
@@ -2131,7 +2142,7 @@
 </file>
 
 <file path=word/endnotes.xml><?xml version="1.0" encoding="utf-8"?>
-<w:endnotes xmlns:wpc="http://schemas.microsoft.com/office/word/2010/wordprocessingCanvas" xmlns:cx="http://schemas.microsoft.com/office/drawing/2014/chartex" xmlns:cx1="http://schemas.microsoft.com/office/drawing/2015/9/8/chartex" xmlns:cx2="http://schemas.microsoft.com/office/drawing/2015/10/21/chartex" xmlns:cx3="http://schemas.microsoft.com/office/drawing/2016/5/9/chartex" xmlns:cx4="http://schemas.microsoft.com/office/drawing/2016/5/10/chartex" xmlns:cx5="http://schemas.microsoft.com/office/drawing/2016/5/11/chartex" xmlns:cx6="http://schemas.microsoft.com/office/drawing/2016/5/12/chartex" xmlns:cx7="http://schemas.microsoft.com/office/drawing/2016/5/13/chartex" xmlns:cx8="http://schemas.microsoft.com/office/drawing/2016/5/14/chartex" xmlns:mc="http://schemas.openxmlformats.org/markup-compatibility/2006" xmlns:aink="http://schemas.microsoft.com/office/drawing/2016/ink" xmlns:am3d="http://schemas.microsoft.com/office/drawing/2017/model3d" xmlns:o="urn:schemas-microsoft-com:office:office" xmlns:oel="http://schemas.microsoft.com/office/2019/extlst" xmlns:r="http://schemas.openxmlformats.org/officeDocument/2006/relationships" xmlns:m="http://schemas.openxmlformats.org/officeDocument/2006/math" xmlns:v="urn:schemas-microsoft-com:vml" xmlns:wp14="http://schemas.microsoft.com/office/word/2010/wordprocessingDrawing" xmlns:wp="http://schemas.openxmlformats.org/drawingml/2006/wordprocessingDrawing" xmlns:w10="urn:schemas-microsoft-com:office:word" xmlns:w="http://schemas.openxmlformats.org/wordprocessingml/2006/main" xmlns:w14="http://schemas.microsoft.com/office/word/2010/wordml" xmlns:w15="http://schemas.microsoft.com/office/word/2012/wordml" xmlns:w16cex="http://schemas.microsoft.com/office/word/2018/wordml/cex" xmlns:w16cid="http://schemas.microsoft.com/office/word/2016/wordml/cid" xmlns:w16="http://schemas.microsoft.com/office/word/2018/wordml" xmlns:w16du="http://schemas.microsoft.com/office/word/2023/wordml/word16du" xmlns:w16sdtdh="http://schemas.microsoft.com/office/word/2020/wordml/sdtdatahash" xmlns:w16se="http://schemas.microsoft.com/office/word/2015/wordml/symex" xmlns:wpg="http://schemas.microsoft.com/office/word/2010/wordprocessingGroup" xmlns:wpi="http://schemas.microsoft.com/office/word/2010/wordprocessingInk" xmlns:wne="http://schemas.microsoft.com/office/word/2006/wordml" xmlns:wps="http://schemas.microsoft.com/office/word/2010/wordprocessingShape" mc:Ignorable="w14 w15 w16se w16cid w16 w16cex w16sdtdh w16du wp14">
+<w:endnotes xmlns:wpc="http://schemas.microsoft.com/office/word/2010/wordprocessingCanvas" xmlns:cx="http://schemas.microsoft.com/office/drawing/2014/chartex" xmlns:cx1="http://schemas.microsoft.com/office/drawing/2015/9/8/chartex" xmlns:cx2="http://schemas.microsoft.com/office/drawing/2015/10/21/chartex" xmlns:cx3="http://schemas.microsoft.com/office/drawing/2016/5/9/chartex" xmlns:cx4="http://schemas.microsoft.com/office/drawing/2016/5/10/chartex" xmlns:cx5="http://schemas.microsoft.com/office/drawing/2016/5/11/chartex" xmlns:cx6="http://schemas.microsoft.com/office/drawing/2016/5/12/chartex" xmlns:cx7="http://schemas.microsoft.com/office/drawing/2016/5/13/chartex" xmlns:cx8="http://schemas.microsoft.com/office/drawing/2016/5/14/chartex" xmlns:mc="http://schemas.openxmlformats.org/markup-compatibility/2006" xmlns:aink="http://schemas.microsoft.com/office/drawing/2016/ink" xmlns:am3d="http://schemas.microsoft.com/office/drawing/2017/model3d" xmlns:o="urn:schemas-microsoft-com:office:office" xmlns:oel="http://schemas.microsoft.com/office/2019/extlst" xmlns:r="http://schemas.openxmlformats.org/officeDocument/2006/relationships" xmlns:m="http://schemas.openxmlformats.org/officeDocument/2006/math" xmlns:v="urn:schemas-microsoft-com:vml" xmlns:wp14="http://schemas.microsoft.com/office/word/2010/wordprocessingDrawing" xmlns:wp="http://schemas.openxmlformats.org/drawingml/2006/wordprocessingDrawing" xmlns:w10="urn:schemas-microsoft-com:office:word" xmlns:w="http://schemas.openxmlformats.org/wordprocessingml/2006/main" xmlns:w14="http://schemas.microsoft.com/office/word/2010/wordml" xmlns:w15="http://schemas.microsoft.com/office/word/2012/wordml" xmlns:w16cex="http://schemas.microsoft.com/office/word/2018/wordml/cex" xmlns:w16cid="http://schemas.microsoft.com/office/word/2016/wordml/cid" xmlns:w16="http://schemas.microsoft.com/office/word/2018/wordml" xmlns:w16du="http://schemas.microsoft.com/office/word/2023/wordml/word16du" xmlns:w16sdtdh="http://schemas.microsoft.com/office/word/2020/wordml/sdtdatahash" xmlns:w16sdtfl="http://schemas.microsoft.com/office/word/2024/wordml/sdtformatlock" xmlns:w16se="http://schemas.microsoft.com/office/word/2015/wordml/symex" xmlns:wpg="http://schemas.microsoft.com/office/word/2010/wordprocessingGroup" xmlns:wpi="http://schemas.microsoft.com/office/word/2010/wordprocessingInk" xmlns:wne="http://schemas.microsoft.com/office/word/2006/wordml" xmlns:wps="http://schemas.microsoft.com/office/word/2010/wordprocessingShape" mc:Ignorable="w14 w15 w16se w16cid w16 w16cex w16sdtdh w16sdtfl w16du wp14">
   <w:endnote w:type="separator" w:id="-1">
     <w:p>
       <w:pPr>
@@ -2163,7 +2174,7 @@
 </file>
 
 <file path=word/footnotes.xml><?xml version="1.0" encoding="utf-8"?>
-<w:footnotes xmlns:wpc="http://schemas.microsoft.com/office/word/2010/wordprocessingCanvas" xmlns:cx="http://schemas.microsoft.com/office/drawing/2014/chartex" xmlns:cx1="http://schemas.microsoft.com/office/drawing/2015/9/8/chartex" xmlns:cx2="http://schemas.microsoft.com/office/drawing/2015/10/21/chartex" xmlns:cx3="http://schemas.microsoft.com/office/drawing/2016/5/9/chartex" xmlns:cx4="http://schemas.microsoft.com/office/drawing/2016/5/10/chartex" xmlns:cx5="http://schemas.microsoft.com/office/drawing/2016/5/11/chartex" xmlns:cx6="http://schemas.microsoft.com/office/drawing/2016/5/12/chartex" xmlns:cx7="http://schemas.microsoft.com/office/drawing/2016/5/13/chartex" xmlns:cx8="http://schemas.microsoft.com/office/drawing/2016/5/14/chartex" xmlns:mc="http://schemas.openxmlformats.org/markup-compatibility/2006" xmlns:aink="http://schemas.microsoft.com/office/drawing/2016/ink" xmlns:am3d="http://schemas.microsoft.com/office/drawing/2017/model3d" xmlns:o="urn:schemas-microsoft-com:office:office" xmlns:oel="http://schemas.microsoft.com/office/2019/extlst" xmlns:r="http://schemas.openxmlformats.org/officeDocument/2006/relationships" xmlns:m="http://schemas.openxmlformats.org/officeDocument/2006/math" xmlns:v="urn:schemas-microsoft-com:vml" xmlns:wp14="http://schemas.microsoft.com/office/word/2010/wordprocessingDrawing" xmlns:wp="http://schemas.openxmlformats.org/drawingml/2006/wordprocessingDrawing" xmlns:w10="urn:schemas-microsoft-com:office:word" xmlns:w="http://schemas.openxmlformats.org/wordprocessingml/2006/main" xmlns:w14="http://schemas.microsoft.com/office/word/2010/wordml" xmlns:w15="http://schemas.microsoft.com/office/word/2012/wordml" xmlns:w16cex="http://schemas.microsoft.com/office/word/2018/wordml/cex" xmlns:w16cid="http://schemas.microsoft.com/office/word/2016/wordml/cid" xmlns:w16="http://schemas.microsoft.com/office/word/2018/wordml" xmlns:w16du="http://schemas.microsoft.com/office/word/2023/wordml/word16du" xmlns:w16sdtdh="http://schemas.microsoft.com/office/word/2020/wordml/sdtdatahash" xmlns:w16se="http://schemas.microsoft.com/office/word/2015/wordml/symex" xmlns:wpg="http://schemas.microsoft.com/office/word/2010/wordprocessingGroup" xmlns:wpi="http://schemas.microsoft.com/office/word/2010/wordprocessingInk" xmlns:wne="http://schemas.microsoft.com/office/word/2006/wordml" xmlns:wps="http://schemas.microsoft.com/office/word/2010/wordprocessingShape" mc:Ignorable="w14 w15 w16se w16cid w16 w16cex w16sdtdh w16du wp14">
+<w:footnotes xmlns:wpc="http://schemas.microsoft.com/office/word/2010/wordprocessingCanvas" xmlns:cx="http://schemas.microsoft.com/office/drawing/2014/chartex" xmlns:cx1="http://schemas.microsoft.com/office/drawing/2015/9/8/chartex" xmlns:cx2="http://schemas.microsoft.com/office/drawing/2015/10/21/chartex" xmlns:cx3="http://schemas.microsoft.com/office/drawing/2016/5/9/chartex" xmlns:cx4="http://schemas.microsoft.com/office/drawing/2016/5/10/chartex" xmlns:cx5="http://schemas.microsoft.com/office/drawing/2016/5/11/chartex" xmlns:cx6="http://schemas.microsoft.com/office/drawing/2016/5/12/chartex" xmlns:cx7="http://schemas.microsoft.com/office/drawing/2016/5/13/chartex" xmlns:cx8="http://schemas.microsoft.com/office/drawing/2016/5/14/chartex" xmlns:mc="http://schemas.openxmlformats.org/markup-compatibility/2006" xmlns:aink="http://schemas.microsoft.com/office/drawing/2016/ink" xmlns:am3d="http://schemas.microsoft.com/office/drawing/2017/model3d" xmlns:o="urn:schemas-microsoft-com:office:office" xmlns:oel="http://schemas.microsoft.com/office/2019/extlst" xmlns:r="http://schemas.openxmlformats.org/officeDocument/2006/relationships" xmlns:m="http://schemas.openxmlformats.org/officeDocument/2006/math" xmlns:v="urn:schemas-microsoft-com:vml" xmlns:wp14="http://schemas.microsoft.com/office/word/2010/wordprocessingDrawing" xmlns:wp="http://schemas.openxmlformats.org/drawingml/2006/wordprocessingDrawing" xmlns:w10="urn:schemas-microsoft-com:office:word" xmlns:w="http://schemas.openxmlformats.org/wordprocessingml/2006/main" xmlns:w14="http://schemas.microsoft.com/office/word/2010/wordml" xmlns:w15="http://schemas.microsoft.com/office/word/2012/wordml" xmlns:w16cex="http://schemas.microsoft.com/office/word/2018/wordml/cex" xmlns:w16cid="http://schemas.microsoft.com/office/word/2016/wordml/cid" xmlns:w16="http://schemas.microsoft.com/office/word/2018/wordml" xmlns:w16du="http://schemas.microsoft.com/office/word/2023/wordml/word16du" xmlns:w16sdtdh="http://schemas.microsoft.com/office/word/2020/wordml/sdtdatahash" xmlns:w16sdtfl="http://schemas.microsoft.com/office/word/2024/wordml/sdtformatlock" xmlns:w16se="http://schemas.microsoft.com/office/word/2015/wordml/symex" xmlns:wpg="http://schemas.microsoft.com/office/word/2010/wordprocessingGroup" xmlns:wpi="http://schemas.microsoft.com/office/word/2010/wordprocessingInk" xmlns:wne="http://schemas.microsoft.com/office/word/2006/wordml" xmlns:wps="http://schemas.microsoft.com/office/word/2010/wordprocessingShape" mc:Ignorable="w14 w15 w16se w16cid w16 w16cex w16sdtdh w16sdtfl w16du wp14">
   <w:footnote w:type="separator" w:id="-1">
     <w:p>
       <w:pPr>
@@ -2195,7 +2206,7 @@
 </file>
 
 <file path=word/header1.xml><?xml version="1.0" encoding="utf-8"?>
-<w:hdr xmlns:wpc="http://schemas.microsoft.com/office/word/2010/wordprocessingCanvas" xmlns:cx="http://schemas.microsoft.com/office/drawing/2014/chartex" xmlns:cx1="http://schemas.microsoft.com/office/drawing/2015/9/8/chartex" xmlns:cx2="http://schemas.microsoft.com/office/drawing/2015/10/21/chartex" xmlns:cx3="http://schemas.microsoft.com/office/drawing/2016/5/9/chartex" xmlns:cx4="http://schemas.microsoft.com/office/drawing/2016/5/10/chartex" xmlns:cx5="http://schemas.microsoft.com/office/drawing/2016/5/11/chartex" xmlns:cx6="http://schemas.microsoft.com/office/drawing/2016/5/12/chartex" xmlns:cx7="http://schemas.microsoft.com/office/drawing/2016/5/13/chartex" xmlns:cx8="http://schemas.microsoft.com/office/drawing/2016/5/14/chartex" xmlns:mc="http://schemas.openxmlformats.org/markup-compatibility/2006" xmlns:aink="http://schemas.microsoft.com/office/drawing/2016/ink" xmlns:am3d="http://schemas.microsoft.com/office/drawing/2017/model3d" xmlns:o="urn:schemas-microsoft-com:office:office" xmlns:oel="http://schemas.microsoft.com/office/2019/extlst" xmlns:r="http://schemas.openxmlformats.org/officeDocument/2006/relationships" xmlns:m="http://schemas.openxmlformats.org/officeDocument/2006/math" xmlns:v="urn:schemas-microsoft-com:vml" xmlns:wp14="http://schemas.microsoft.com/office/word/2010/wordprocessingDrawing" xmlns:wp="http://schemas.openxmlformats.org/drawingml/2006/wordprocessingDrawing" xmlns:w10="urn:schemas-microsoft-com:office:word" xmlns:w="http://schemas.openxmlformats.org/wordprocessingml/2006/main" xmlns:w14="http://schemas.microsoft.com/office/word/2010/wordml" xmlns:w15="http://schemas.microsoft.com/office/word/2012/wordml" xmlns:w16cex="http://schemas.microsoft.com/office/word/2018/wordml/cex" xmlns:w16cid="http://schemas.microsoft.com/office/word/2016/wordml/cid" xmlns:w16="http://schemas.microsoft.com/office/word/2018/wordml" xmlns:w16du="http://schemas.microsoft.com/office/word/2023/wordml/word16du" xmlns:w16sdtdh="http://schemas.microsoft.com/office/word/2020/wordml/sdtdatahash" xmlns:w16se="http://schemas.microsoft.com/office/word/2015/wordml/symex" xmlns:wpg="http://schemas.microsoft.com/office/word/2010/wordprocessingGroup" xmlns:wpi="http://schemas.microsoft.com/office/word/2010/wordprocessingInk" xmlns:wne="http://schemas.microsoft.com/office/word/2006/wordml" xmlns:wps="http://schemas.microsoft.com/office/word/2010/wordprocessingShape" mc:Ignorable="w14 w15 w16se w16cid w16 w16cex w16sdtdh w16du wp14">
+<w:hdr xmlns:wpc="http://schemas.microsoft.com/office/word/2010/wordprocessingCanvas" xmlns:cx="http://schemas.microsoft.com/office/drawing/2014/chartex" xmlns:cx1="http://schemas.microsoft.com/office/drawing/2015/9/8/chartex" xmlns:cx2="http://schemas.microsoft.com/office/drawing/2015/10/21/chartex" xmlns:cx3="http://schemas.microsoft.com/office/drawing/2016/5/9/chartex" xmlns:cx4="http://schemas.microsoft.com/office/drawing/2016/5/10/chartex" xmlns:cx5="http://schemas.microsoft.com/office/drawing/2016/5/11/chartex" xmlns:cx6="http://schemas.microsoft.com/office/drawing/2016/5/12/chartex" xmlns:cx7="http://schemas.microsoft.com/office/drawing/2016/5/13/chartex" xmlns:cx8="http://schemas.microsoft.com/office/drawing/2016/5/14/chartex" xmlns:mc="http://schemas.openxmlformats.org/markup-compatibility/2006" xmlns:aink="http://schemas.microsoft.com/office/drawing/2016/ink" xmlns:am3d="http://schemas.microsoft.com/office/drawing/2017/model3d" xmlns:o="urn:schemas-microsoft-com:office:office" xmlns:oel="http://schemas.microsoft.com/office/2019/extlst" xmlns:r="http://schemas.openxmlformats.org/officeDocument/2006/relationships" xmlns:m="http://schemas.openxmlformats.org/officeDocument/2006/math" xmlns:v="urn:schemas-microsoft-com:vml" xmlns:wp14="http://schemas.microsoft.com/office/word/2010/wordprocessingDrawing" xmlns:wp="http://schemas.openxmlformats.org/drawingml/2006/wordprocessingDrawing" xmlns:w10="urn:schemas-microsoft-com:office:word" xmlns:w="http://schemas.openxmlformats.org/wordprocessingml/2006/main" xmlns:w14="http://schemas.microsoft.com/office/word/2010/wordml" xmlns:w15="http://schemas.microsoft.com/office/word/2012/wordml" xmlns:w16cex="http://schemas.microsoft.com/office/word/2018/wordml/cex" xmlns:w16cid="http://schemas.microsoft.com/office/word/2016/wordml/cid" xmlns:w16="http://schemas.microsoft.com/office/word/2018/wordml" xmlns:w16du="http://schemas.microsoft.com/office/word/2023/wordml/word16du" xmlns:w16sdtdh="http://schemas.microsoft.com/office/word/2020/wordml/sdtdatahash" xmlns:w16sdtfl="http://schemas.microsoft.com/office/word/2024/wordml/sdtformatlock" xmlns:w16se="http://schemas.microsoft.com/office/word/2015/wordml/symex" xmlns:wpg="http://schemas.microsoft.com/office/word/2010/wordprocessingGroup" xmlns:wpi="http://schemas.microsoft.com/office/word/2010/wordprocessingInk" xmlns:wne="http://schemas.microsoft.com/office/word/2006/wordml" xmlns:wps="http://schemas.microsoft.com/office/word/2010/wordprocessingShape" mc:Ignorable="w14 w15 w16se w16cid w16 w16cex w16sdtdh w16sdtfl w16du wp14">
   <w:p>
     <w:pPr>
       <w:pStyle w:val="Header"/>
@@ -2272,7 +2283,7 @@
 </file>
 
 <file path=word/numbering.xml><?xml version="1.0" encoding="utf-8"?>
-<w:numbering xmlns:wpc="http://schemas.microsoft.com/office/word/2010/wordprocessingCanvas" xmlns:cx="http://schemas.microsoft.com/office/drawing/2014/chartex" xmlns:cx1="http://schemas.microsoft.com/office/drawing/2015/9/8/chartex" xmlns:cx2="http://schemas.microsoft.com/office/drawing/2015/10/21/chartex" xmlns:cx3="http://schemas.microsoft.com/office/drawing/2016/5/9/chartex" xmlns:cx4="http://schemas.microsoft.com/office/drawing/2016/5/10/chartex" xmlns:cx5="http://schemas.microsoft.com/office/drawing/2016/5/11/chartex" xmlns:cx6="http://schemas.microsoft.com/office/drawing/2016/5/12/chartex" xmlns:cx7="http://schemas.microsoft.com/office/drawing/2016/5/13/chartex" xmlns:cx8="http://schemas.microsoft.com/office/drawing/2016/5/14/chartex" xmlns:mc="http://schemas.openxmlformats.org/markup-compatibility/2006" xmlns:aink="http://schemas.microsoft.com/office/drawing/2016/ink" xmlns:am3d="http://schemas.microsoft.com/office/drawing/2017/model3d" xmlns:o="urn:schemas-microsoft-com:office:office" xmlns:oel="http://schemas.microsoft.com/office/2019/extlst" xmlns:r="http://schemas.openxmlformats.org/officeDocument/2006/relationships" xmlns:m="http://schemas.openxmlformats.org/officeDocument/2006/math" xmlns:v="urn:schemas-microsoft-com:vml" xmlns:wp14="http://schemas.microsoft.com/office/word/2010/wordprocessingDrawing" xmlns:wp="http://schemas.openxmlformats.org/drawingml/2006/wordprocessingDrawing" xmlns:w10="urn:schemas-microsoft-com:office:word" xmlns:w="http://schemas.openxmlformats.org/wordprocessingml/2006/main" xmlns:w14="http://schemas.microsoft.com/office/word/2010/wordml" xmlns:w15="http://schemas.microsoft.com/office/word/2012/wordml" xmlns:w16cex="http://schemas.microsoft.com/office/word/2018/wordml/cex" xmlns:w16cid="http://schemas.microsoft.com/office/word/2016/wordml/cid" xmlns:w16="http://schemas.microsoft.com/office/word/2018/wordml" xmlns:w16du="http://schemas.microsoft.com/office/word/2023/wordml/word16du" xmlns:w16sdtdh="http://schemas.microsoft.com/office/word/2020/wordml/sdtdatahash" xmlns:w16se="http://schemas.microsoft.com/office/word/2015/wordml/symex" xmlns:wpg="http://schemas.microsoft.com/office/word/2010/wordprocessingGroup" xmlns:wpi="http://schemas.microsoft.com/office/word/2010/wordprocessingInk" xmlns:wne="http://schemas.microsoft.com/office/word/2006/wordml" xmlns:wps="http://schemas.microsoft.com/office/word/2010/wordprocessingShape" mc:Ignorable="w14 w15 w16se w16cid w16 w16cex w16sdtdh w16du wp14">
+<w:numbering xmlns:wpc="http://schemas.microsoft.com/office/word/2010/wordprocessingCanvas" xmlns:cx="http://schemas.microsoft.com/office/drawing/2014/chartex" xmlns:cx1="http://schemas.microsoft.com/office/drawing/2015/9/8/chartex" xmlns:cx2="http://schemas.microsoft.com/office/drawing/2015/10/21/chartex" xmlns:cx3="http://schemas.microsoft.com/office/drawing/2016/5/9/chartex" xmlns:cx4="http://schemas.microsoft.com/office/drawing/2016/5/10/chartex" xmlns:cx5="http://schemas.microsoft.com/office/drawing/2016/5/11/chartex" xmlns:cx6="http://schemas.microsoft.com/office/drawing/2016/5/12/chartex" xmlns:cx7="http://schemas.microsoft.com/office/drawing/2016/5/13/chartex" xmlns:cx8="http://schemas.microsoft.com/office/drawing/2016/5/14/chartex" xmlns:mc="http://schemas.openxmlformats.org/markup-compatibility/2006" xmlns:aink="http://schemas.microsoft.com/office/drawing/2016/ink" xmlns:am3d="http://schemas.microsoft.com/office/drawing/2017/model3d" xmlns:o="urn:schemas-microsoft-com:office:office" xmlns:oel="http://schemas.microsoft.com/office/2019/extlst" xmlns:r="http://schemas.openxmlformats.org/officeDocument/2006/relationships" xmlns:m="http://schemas.openxmlformats.org/officeDocument/2006/math" xmlns:v="urn:schemas-microsoft-com:vml" xmlns:wp14="http://schemas.microsoft.com/office/word/2010/wordprocessingDrawing" xmlns:wp="http://schemas.openxmlformats.org/drawingml/2006/wordprocessingDrawing" xmlns:w10="urn:schemas-microsoft-com:office:word" xmlns:w="http://schemas.openxmlformats.org/wordprocessingml/2006/main" xmlns:w14="http://schemas.microsoft.com/office/word/2010/wordml" xmlns:w15="http://schemas.microsoft.com/office/word/2012/wordml" xmlns:w16cex="http://schemas.microsoft.com/office/word/2018/wordml/cex" xmlns:w16cid="http://schemas.microsoft.com/office/word/2016/wordml/cid" xmlns:w16="http://schemas.microsoft.com/office/word/2018/wordml" xmlns:w16du="http://schemas.microsoft.com/office/word/2023/wordml/word16du" xmlns:w16sdtdh="http://schemas.microsoft.com/office/word/2020/wordml/sdtdatahash" xmlns:w16sdtfl="http://schemas.microsoft.com/office/word/2024/wordml/sdtformatlock" xmlns:w16se="http://schemas.microsoft.com/office/word/2015/wordml/symex" xmlns:wpg="http://schemas.microsoft.com/office/word/2010/wordprocessingGroup" xmlns:wpi="http://schemas.microsoft.com/office/word/2010/wordprocessingInk" xmlns:wne="http://schemas.microsoft.com/office/word/2006/wordml" xmlns:wps="http://schemas.microsoft.com/office/word/2010/wordprocessingShape" mc:Ignorable="w14 w15 w16se w16cid w16 w16cex w16sdtdh w16sdtfl w16du wp14">
   <w:abstractNum w:abstractNumId="0" w15:restartNumberingAfterBreak="0">
     <w:nsid w:val="2C840D6A"/>
     <w:multiLevelType w:val="hybridMultilevel"/>
@@ -4161,7 +4172,7 @@
 </file>
 
 <file path=word/styles.xml><?xml version="1.0" encoding="utf-8"?>
-<w:styles xmlns:mc="http://schemas.openxmlformats.org/markup-compatibility/2006" xmlns:r="http://schemas.openxmlformats.org/officeDocument/2006/relationships" xmlns:w="http://schemas.openxmlformats.org/wordprocessingml/2006/main" xmlns:w14="http://schemas.microsoft.com/office/word/2010/wordml" xmlns:w15="http://schemas.microsoft.com/office/word/2012/wordml" xmlns:w16cex="http://schemas.microsoft.com/office/word/2018/wordml/cex" xmlns:w16cid="http://schemas.microsoft.com/office/word/2016/wordml/cid" xmlns:w16="http://schemas.microsoft.com/office/word/2018/wordml" xmlns:w16du="http://schemas.microsoft.com/office/word/2023/wordml/word16du" xmlns:w16sdtdh="http://schemas.microsoft.com/office/word/2020/wordml/sdtdatahash" xmlns:w16se="http://schemas.microsoft.com/office/word/2015/wordml/symex" mc:Ignorable="w14 w15 w16se w16cid w16 w16cex w16sdtdh w16du">
+<w:styles xmlns:mc="http://schemas.openxmlformats.org/markup-compatibility/2006" xmlns:r="http://schemas.openxmlformats.org/officeDocument/2006/relationships" xmlns:w="http://schemas.openxmlformats.org/wordprocessingml/2006/main" xmlns:w14="http://schemas.microsoft.com/office/word/2010/wordml" xmlns:w15="http://schemas.microsoft.com/office/word/2012/wordml" xmlns:w16cex="http://schemas.microsoft.com/office/word/2018/wordml/cex" xmlns:w16cid="http://schemas.microsoft.com/office/word/2016/wordml/cid" xmlns:w16="http://schemas.microsoft.com/office/word/2018/wordml" xmlns:w16du="http://schemas.microsoft.com/office/word/2023/wordml/word16du" xmlns:w16sdtdh="http://schemas.microsoft.com/office/word/2020/wordml/sdtdatahash" xmlns:w16sdtfl="http://schemas.microsoft.com/office/word/2024/wordml/sdtformatlock" xmlns:w16se="http://schemas.microsoft.com/office/word/2015/wordml/symex" mc:Ignorable="w14 w15 w16se w16cid w16 w16cex w16sdtdh w16sdtfl w16du">
   <w:docDefaults>
     <w:rPrDefault>
       <w:rPr>
@@ -5068,9 +5079,12 @@
 </file>
 
 <file path=customXml/item1.xml><?xml version="1.0" encoding="utf-8"?>
-<p:properties xmlns:p="http://schemas.microsoft.com/office/2006/metadata/properties" xmlns:xsi="http://www.w3.org/2001/XMLSchema-instance" xmlns:pc="http://schemas.microsoft.com/office/infopath/2007/PartnerControls">
-  <documentManagement/>
-</p:properties>
+<?mso-contentType ?>
+<FormTemplates xmlns="http://schemas.microsoft.com/sharepoint/v3/contenttype/forms">
+  <Display>DocumentLibraryForm</Display>
+  <Edit>DocumentLibraryForm</Edit>
+  <New>DocumentLibraryForm</New>
+</FormTemplates>
 </file>
 
 <file path=customXml/item2.xml><?xml version="1.0" encoding="utf-8"?>
@@ -5265,19 +5279,15 @@
 </file>
 
 <file path=customXml/item3.xml><?xml version="1.0" encoding="utf-8"?>
-<?mso-contentType ?>
-<FormTemplates xmlns="http://schemas.microsoft.com/sharepoint/v3/contenttype/forms">
-  <Display>DocumentLibraryForm</Display>
-  <Edit>DocumentLibraryForm</Edit>
-  <New>DocumentLibraryForm</New>
-</FormTemplates>
+<p:properties xmlns:p="http://schemas.microsoft.com/office/2006/metadata/properties" xmlns:xsi="http://www.w3.org/2001/XMLSchema-instance" xmlns:pc="http://schemas.microsoft.com/office/infopath/2007/PartnerControls">
+  <documentManagement/>
+</p:properties>
 </file>
 
 <file path=customXml/itemProps1.xml><?xml version="1.0" encoding="utf-8"?>
-<ds:datastoreItem xmlns:ds="http://schemas.openxmlformats.org/officeDocument/2006/customXml" ds:itemID="{13AFB88A-A821-4CEC-B8E9-75A5A58AB48F}">
+<ds:datastoreItem xmlns:ds="http://schemas.openxmlformats.org/officeDocument/2006/customXml" ds:itemID="{E9A4FFFC-63F3-4EDB-9AB0-D03C0B8CDA58}">
   <ds:schemaRefs>
-    <ds:schemaRef ds:uri="http://schemas.microsoft.com/office/2006/metadata/properties"/>
-    <ds:schemaRef ds:uri="http://schemas.microsoft.com/office/infopath/2007/PartnerControls"/>
+    <ds:schemaRef ds:uri="http://schemas.microsoft.com/sharepoint/v3/contenttype/forms"/>
   </ds:schemaRefs>
 </ds:datastoreItem>
 </file>
@@ -5302,9 +5312,10 @@
 </file>
 
 <file path=customXml/itemProps3.xml><?xml version="1.0" encoding="utf-8"?>
-<ds:datastoreItem xmlns:ds="http://schemas.openxmlformats.org/officeDocument/2006/customXml" ds:itemID="{E9A4FFFC-63F3-4EDB-9AB0-D03C0B8CDA58}">
+<ds:datastoreItem xmlns:ds="http://schemas.openxmlformats.org/officeDocument/2006/customXml" ds:itemID="{13AFB88A-A821-4CEC-B8E9-75A5A58AB48F}">
   <ds:schemaRefs>
-    <ds:schemaRef ds:uri="http://schemas.microsoft.com/sharepoint/v3/contenttype/forms"/>
+    <ds:schemaRef ds:uri="http://schemas.microsoft.com/office/2006/metadata/properties"/>
+    <ds:schemaRef ds:uri="http://schemas.microsoft.com/office/infopath/2007/PartnerControls"/>
   </ds:schemaRefs>
 </ds:datastoreItem>
 </file>